--- a/templates/Payoff_Letter_Template_2_Lien.docx
+++ b/templates/Payoff_Letter_Template_2_Lien.docx
@@ -1,10 +1,10 @@
 
 <file path=word/document.xml><?xml version="1.0" encoding="utf-8"?>
-<w:document xmlns:wpc="http://schemas.microsoft.com/office/word/2010/wordprocessingCanvas" xmlns:cx="http://schemas.microsoft.com/office/drawing/2014/chartex" xmlns:cx1="http://schemas.microsoft.com/office/drawing/2015/9/8/chartex" xmlns:cx2="http://schemas.microsoft.com/office/drawing/2015/10/21/chartex" xmlns:cx3="http://schemas.microsoft.com/office/drawing/2016/5/9/chartex" xmlns:cx4="http://schemas.microsoft.com/office/drawing/2016/5/10/chartex" xmlns:cx5="http://schemas.microsoft.com/office/drawing/2016/5/11/chartex" xmlns:cx6="http://schemas.microsoft.com/office/drawing/2016/5/12/chartex" xmlns:cx7="http://schemas.microsoft.com/office/drawing/2016/5/13/chartex" xmlns:cx8="http://schemas.microsoft.com/office/drawing/2016/5/14/chartex" xmlns:mc="http://schemas.openxmlformats.org/markup-compatibility/2006" xmlns:aink="http://schemas.microsoft.com/office/drawing/2016/ink" xmlns:am3d="http://schemas.microsoft.com/office/drawing/2017/model3d" xmlns:o="urn:schemas-microsoft-com:office:office" xmlns:r="http://schemas.openxmlformats.org/officeDocument/2006/relationships" xmlns:m="http://schemas.openxmlformats.org/officeDocument/2006/math" xmlns:v="urn:schemas-microsoft-com:vml" xmlns:wp14="http://schemas.microsoft.com/office/word/2010/wordprocessingDrawing" xmlns:wp="http://schemas.openxmlformats.org/drawingml/2006/wordprocessingDrawing" xmlns:w10="urn:schemas-microsoft-com:office:word" xmlns:w="http://schemas.openxmlformats.org/wordprocessingml/2006/main" xmlns:w14="http://schemas.microsoft.com/office/word/2010/wordml" xmlns:w15="http://schemas.microsoft.com/office/word/2012/wordml" xmlns:w16cex="http://schemas.microsoft.com/office/word/2018/wordml/cex" xmlns:w16cid="http://schemas.microsoft.com/office/word/2016/wordml/cid" xmlns:w16="http://schemas.microsoft.com/office/word/2018/wordml" xmlns:w16sdtdh="http://schemas.microsoft.com/office/word/2020/wordml/sdtdatahash" xmlns:w16se="http://schemas.microsoft.com/office/word/2015/wordml/symex" xmlns:wpg="http://schemas.microsoft.com/office/word/2010/wordprocessingGroup" xmlns:wpi="http://schemas.microsoft.com/office/word/2010/wordprocessingInk" xmlns:wne="http://schemas.microsoft.com/office/word/2006/wordml" xmlns:wps="http://schemas.microsoft.com/office/word/2010/wordprocessingShape" mc:Ignorable="w14 w15 w16se w16cid w16 w16cex w16sdtdh wp14">
+<w:document xmlns:wpc="http://schemas.microsoft.com/office/word/2010/wordprocessingCanvas" xmlns:cx="http://schemas.microsoft.com/office/drawing/2014/chartex" xmlns:cx1="http://schemas.microsoft.com/office/drawing/2015/9/8/chartex" xmlns:cx2="http://schemas.microsoft.com/office/drawing/2015/10/21/chartex" xmlns:cx3="http://schemas.microsoft.com/office/drawing/2016/5/9/chartex" xmlns:cx4="http://schemas.microsoft.com/office/drawing/2016/5/10/chartex" xmlns:cx5="http://schemas.microsoft.com/office/drawing/2016/5/11/chartex" xmlns:cx6="http://schemas.microsoft.com/office/drawing/2016/5/12/chartex" xmlns:cx7="http://schemas.microsoft.com/office/drawing/2016/5/13/chartex" xmlns:cx8="http://schemas.microsoft.com/office/drawing/2016/5/14/chartex" xmlns:mc="http://schemas.openxmlformats.org/markup-compatibility/2006" xmlns:aink="http://schemas.microsoft.com/office/drawing/2016/ink" xmlns:am3d="http://schemas.microsoft.com/office/drawing/2017/model3d" xmlns:o="urn:schemas-microsoft-com:office:office" xmlns:oel="http://schemas.microsoft.com/office/2019/extlst" xmlns:r="http://schemas.openxmlformats.org/officeDocument/2006/relationships" xmlns:m="http://schemas.openxmlformats.org/officeDocument/2006/math" xmlns:v="urn:schemas-microsoft-com:vml" xmlns:wp14="http://schemas.microsoft.com/office/word/2010/wordprocessingDrawing" xmlns:wp="http://schemas.openxmlformats.org/drawingml/2006/wordprocessingDrawing" xmlns:w10="urn:schemas-microsoft-com:office:word" xmlns:w="http://schemas.openxmlformats.org/wordprocessingml/2006/main" xmlns:w14="http://schemas.microsoft.com/office/word/2010/wordml" xmlns:w15="http://schemas.microsoft.com/office/word/2012/wordml" xmlns:w16cex="http://schemas.microsoft.com/office/word/2018/wordml/cex" xmlns:w16cid="http://schemas.microsoft.com/office/word/2016/wordml/cid" xmlns:w16="http://schemas.microsoft.com/office/word/2018/wordml" xmlns:w16du="http://schemas.microsoft.com/office/word/2023/wordml/word16du" xmlns:w16sdtdh="http://schemas.microsoft.com/office/word/2020/wordml/sdtdatahash" xmlns:w16sdtfl="http://schemas.microsoft.com/office/word/2024/wordml/sdtformatlock" xmlns:w16se="http://schemas.microsoft.com/office/word/2015/wordml/symex" xmlns:wpg="http://schemas.microsoft.com/office/word/2010/wordprocessingGroup" xmlns:wpi="http://schemas.microsoft.com/office/word/2010/wordprocessingInk" xmlns:wne="http://schemas.microsoft.com/office/word/2006/wordml" xmlns:wps="http://schemas.microsoft.com/office/word/2010/wordprocessingShape" mc:Ignorable="w14 w15 w16se w16cid w16 w16cex w16sdtdh w16sdtfl w16du wp14">
   <w:body>
     <w:p>
       <w:pPr>
-        <w:pStyle w:val="Ttulo"/>
+        <w:pStyle w:val="Title"/>
         <w:spacing w:line="273" w:lineRule="auto"/>
       </w:pPr>
       <w:r>
@@ -17,7 +17,7 @@
     </w:p>
     <w:p>
       <w:pPr>
-        <w:pStyle w:val="Textoindependiente"/>
+        <w:pStyle w:val="BodyText"/>
         <w:spacing w:before="176"/>
         <w:rPr>
           <w:rFonts w:ascii="Arial"/>
@@ -27,16 +27,10 @@
     </w:p>
     <w:p>
       <w:pPr>
-        <w:pStyle w:val="Textoindependiente"/>
-      </w:pPr>
-      <w:r>
-        <w:t>{{</w:t>
-      </w:r>
-      <w:r>
-        <w:t>DATE</w:t>
-      </w:r>
-      <w:r>
-        <w:t>}}</w:t>
+        <w:pStyle w:val="BodyText"/>
+      </w:pPr>
+      <w:r>
+        <w:t>{{DATE}}</w:t>
       </w:r>
     </w:p>
     <w:p>
@@ -86,7 +80,7 @@
     </w:p>
     <w:p>
       <w:pPr>
-        <w:pStyle w:val="Textoindependiente"/>
+        <w:pStyle w:val="BodyText"/>
         <w:spacing w:before="48"/>
       </w:pPr>
     </w:p>
@@ -178,7 +172,7 @@
           <w:sz w:val="20"/>
           <w:szCs w:val="18"/>
         </w:rPr>
-        <w:t>, 2025</w:t>
+        <w:t>,</w:t>
       </w:r>
       <w:r>
         <w:rPr>
@@ -187,7 +181,7 @@
           <w:sz w:val="20"/>
           <w:szCs w:val="18"/>
         </w:rPr>
-        <w:t xml:space="preserve"> and Deed of Trust Execute</w:t>
+        <w:t xml:space="preserve"> for the property located at</w:t>
       </w:r>
       <w:r>
         <w:rPr>
@@ -196,7 +190,7 @@
           <w:sz w:val="20"/>
           <w:szCs w:val="18"/>
         </w:rPr>
-        <w:t>d</w:t>
+        <w:t xml:space="preserve"> </w:t>
       </w:r>
       <w:r>
         <w:rPr>
@@ -205,11 +199,9 @@
           <w:sz w:val="20"/>
           <w:szCs w:val="18"/>
         </w:rPr>
-        <w:t xml:space="preserve"> </w:t>
-      </w:r>
-      <w:r>
-        <w:t>{{</w:t>
-      </w:r>
+        <w:t xml:space="preserve">23110 </w:t>
+      </w:r>
+      <w:proofErr w:type="spellStart"/>
       <w:r>
         <w:rPr>
           <w:b/>
@@ -217,11 +209,9 @@
           <w:sz w:val="20"/>
           <w:szCs w:val="18"/>
         </w:rPr>
-        <w:t>EXECUTE_DATE</w:t>
-      </w:r>
-      <w:r>
-        <w:t>}}</w:t>
-      </w:r>
+        <w:t>Pennsgrove</w:t>
+      </w:r>
+      <w:proofErr w:type="spellEnd"/>
       <w:r>
         <w:rPr>
           <w:b/>
@@ -229,45 +219,12 @@
           <w:sz w:val="20"/>
           <w:szCs w:val="18"/>
         </w:rPr>
-        <w:t>,</w:t>
-      </w:r>
-      <w:r>
-        <w:rPr>
-          <w:b/>
-          <w:i/>
-          <w:sz w:val="20"/>
-          <w:szCs w:val="18"/>
-        </w:rPr>
-        <w:t xml:space="preserve"> for the property located at</w:t>
-      </w:r>
-      <w:r>
-        <w:rPr>
-          <w:b/>
-          <w:i/>
-          <w:sz w:val="20"/>
-          <w:szCs w:val="18"/>
-        </w:rPr>
-        <w:t xml:space="preserve"> </w:t>
-      </w:r>
-      <w:r>
-        <w:t>{{</w:t>
-      </w:r>
-      <w:r>
-        <w:rPr>
-          <w:b/>
-          <w:i/>
-          <w:sz w:val="20"/>
-          <w:szCs w:val="18"/>
-        </w:rPr>
-        <w:t>ADDRESS</w:t>
-      </w:r>
-      <w:r>
-        <w:t>}}</w:t>
-      </w:r>
-    </w:p>
-    <w:p>
-      <w:pPr>
-        <w:pStyle w:val="Textoindependiente"/>
+        <w:t xml:space="preserve"> Rd Spring, TX 77373</w:t>
+      </w:r>
+    </w:p>
+    <w:p>
+      <w:pPr>
+        <w:pStyle w:val="BodyText"/>
         <w:spacing w:before="187" w:line="278" w:lineRule="auto"/>
         <w:ind w:right="354"/>
         <w:jc w:val="both"/>
@@ -295,7 +252,7 @@
     </w:p>
     <w:p>
       <w:pPr>
-        <w:pStyle w:val="Textoindependiente"/>
+        <w:pStyle w:val="BodyText"/>
         <w:spacing w:before="187" w:line="278" w:lineRule="auto"/>
         <w:ind w:right="354"/>
         <w:jc w:val="both"/>
@@ -592,10 +549,41 @@
         <w:t xml:space="preserve">is effective </w:t>
       </w:r>
       <w:r>
+        <w:t>{{EFFECTIVE_DATE}</w:t>
+      </w:r>
+      <w:proofErr w:type="gramStart"/>
+      <w:r>
+        <w:t>}</w:t>
+      </w:r>
+      <w:r>
+        <w:rPr>
+          <w:b/>
+          <w:i/>
+          <w:sz w:val="20"/>
+          <w:szCs w:val="18"/>
+        </w:rPr>
+        <w:t xml:space="preserve">, </w:t>
+      </w:r>
+      <w:r>
+        <w:t>and</w:t>
+      </w:r>
+      <w:proofErr w:type="gramEnd"/>
+      <w:r>
+        <w:t xml:space="preserve"> is good through </w:t>
+      </w:r>
+      <w:r>
         <w:t>{{</w:t>
       </w:r>
       <w:r>
-        <w:t>EFFECTIVE_DATE</w:t>
+        <w:t>GOODTHROUGH_</w:t>
+      </w:r>
+      <w:proofErr w:type="gramStart"/>
+      <w:r>
+        <w:rPr>
+          <w:bCs/>
+          <w:iCs/>
+        </w:rPr>
+        <w:t>DATE</w:t>
       </w:r>
       <w:r>
         <w:t>}}</w:t>
@@ -607,35 +595,6 @@
           <w:sz w:val="20"/>
           <w:szCs w:val="18"/>
         </w:rPr>
-        <w:t xml:space="preserve">, </w:t>
-      </w:r>
-      <w:r>
-        <w:t xml:space="preserve">and is good through </w:t>
-      </w:r>
-      <w:r>
-        <w:t>{{</w:t>
-      </w:r>
-      <w:r>
-        <w:t>GOODTHROUGH_</w:t>
-      </w:r>
-      <w:proofErr w:type="gramStart"/>
-      <w:r>
-        <w:rPr>
-          <w:bCs/>
-          <w:iCs/>
-        </w:rPr>
-        <w:t>DATE</w:t>
-      </w:r>
-      <w:r>
-        <w:t>}}</w:t>
-      </w:r>
-      <w:r>
-        <w:rPr>
-          <w:b/>
-          <w:i/>
-          <w:sz w:val="20"/>
-          <w:szCs w:val="18"/>
-        </w:rPr>
         <w:t>,</w:t>
       </w:r>
       <w:r>
@@ -648,7 +607,7 @@
     </w:p>
     <w:p>
       <w:pPr>
-        <w:pStyle w:val="Textoindependiente"/>
+        <w:pStyle w:val="BodyText"/>
         <w:spacing w:before="187" w:line="278" w:lineRule="auto"/>
         <w:ind w:right="354"/>
         <w:jc w:val="both"/>
@@ -656,7 +615,7 @@
     </w:p>
     <w:p>
       <w:pPr>
-        <w:pStyle w:val="Textoindependiente"/>
+        <w:pStyle w:val="BodyText"/>
         <w:spacing w:before="4"/>
         <w:rPr>
           <w:sz w:val="14"/>
@@ -1107,7 +1066,7 @@
           <w:bCs/>
           <w:spacing w:val="-2"/>
         </w:rPr>
-        <w:t>{</w:t>
+        <w:t>{TOTAL</w:t>
       </w:r>
       <w:r>
         <w:rPr>
@@ -1115,7 +1074,7 @@
           <w:bCs/>
           <w:spacing w:val="-2"/>
         </w:rPr>
-        <w:t>TOTAL</w:t>
+        <w:t>_</w:t>
       </w:r>
       <w:r>
         <w:rPr>
@@ -1123,28 +1082,12 @@
           <w:bCs/>
           <w:spacing w:val="-2"/>
         </w:rPr>
-        <w:t>_</w:t>
-      </w:r>
-      <w:r>
-        <w:rPr>
-          <w:rFonts w:ascii="Arial"/>
-          <w:bCs/>
-          <w:spacing w:val="-2"/>
-        </w:rPr>
-        <w:t>AMOUNT</w:t>
-      </w:r>
-      <w:r>
-        <w:rPr>
-          <w:rFonts w:ascii="Arial"/>
-          <w:bCs/>
-          <w:spacing w:val="-2"/>
-        </w:rPr>
-        <w:t>}},</w:t>
-      </w:r>
-    </w:p>
-    <w:p>
-      <w:pPr>
-        <w:pStyle w:val="Textoindependiente"/>
+        <w:t>AMOUNT}},</w:t>
+      </w:r>
+    </w:p>
+    <w:p>
+      <w:pPr>
+        <w:pStyle w:val="BodyText"/>
         <w:tabs>
           <w:tab w:val="left" w:pos="2138"/>
         </w:tabs>
@@ -1450,23 +1393,7 @@
           <w:bCs/>
           <w:spacing w:val="-2"/>
         </w:rPr>
-        <w:t>{</w:t>
-      </w:r>
-      <w:r>
-        <w:rPr>
-          <w:rFonts w:ascii="Arial"/>
-          <w:bCs/>
-          <w:spacing w:val="-2"/>
-        </w:rPr>
-        <w:t>TOTAL_AMOUNT2</w:t>
-      </w:r>
-      <w:r>
-        <w:rPr>
-          <w:rFonts w:ascii="Arial"/>
-          <w:bCs/>
-          <w:spacing w:val="-2"/>
-        </w:rPr>
-        <w:t>}},</w:t>
+        <w:t>{TOTAL_AMOUNT2}},</w:t>
       </w:r>
     </w:p>
     <w:p>
@@ -1552,27 +1479,7 @@
           <w:sz w:val="24"/>
           <w:szCs w:val="24"/>
         </w:rPr>
-        <w:t>{</w:t>
-      </w:r>
-      <w:r>
-        <w:rPr>
-          <w:rFonts w:ascii="Arial" w:hAnsi="Arial" w:cs="Arial"/>
-          <w:b/>
-          <w:bCs/>
-          <w:sz w:val="24"/>
-          <w:szCs w:val="24"/>
-        </w:rPr>
-        <w:t>TOTAL_PAYOFF</w:t>
-      </w:r>
-      <w:r>
-        <w:rPr>
-          <w:rFonts w:ascii="Arial" w:hAnsi="Arial" w:cs="Arial"/>
-          <w:b/>
-          <w:bCs/>
-          <w:sz w:val="24"/>
-          <w:szCs w:val="24"/>
-        </w:rPr>
-        <w:t>}},</w:t>
+        <w:t>{TOTAL_PAYOFF}},</w:t>
       </w:r>
     </w:p>
     <w:p>
@@ -1617,7 +1524,7 @@
     </w:p>
     <w:p>
       <w:pPr>
-        <w:pStyle w:val="Textoindependiente"/>
+        <w:pStyle w:val="BodyText"/>
         <w:spacing w:before="52"/>
         <w:rPr>
           <w:rFonts w:ascii="Arial"/>
@@ -1627,7 +1534,7 @@
     </w:p>
     <w:p>
       <w:pPr>
-        <w:pStyle w:val="Textoindependiente"/>
+        <w:pStyle w:val="BodyText"/>
         <w:spacing w:before="52"/>
         <w:rPr>
           <w:rFonts w:ascii="Arial"/>
@@ -1879,12 +1786,12 @@
     </w:p>
     <w:p>
       <w:pPr>
-        <w:pStyle w:val="Textoindependiente"/>
-      </w:pPr>
-    </w:p>
-    <w:p>
-      <w:pPr>
-        <w:pStyle w:val="Textoindependiente"/>
+        <w:pStyle w:val="BodyText"/>
+      </w:pPr>
+    </w:p>
+    <w:p>
+      <w:pPr>
+        <w:pStyle w:val="BodyText"/>
         <w:spacing w:before="133"/>
       </w:pPr>
     </w:p>
@@ -2174,7 +2081,7 @@
 </file>
 
 <file path=word/styles.xml><?xml version="1.0" encoding="utf-8"?>
-<w:styles xmlns:mc="http://schemas.openxmlformats.org/markup-compatibility/2006" xmlns:r="http://schemas.openxmlformats.org/officeDocument/2006/relationships" xmlns:w="http://schemas.openxmlformats.org/wordprocessingml/2006/main" xmlns:w14="http://schemas.microsoft.com/office/word/2010/wordml" xmlns:w15="http://schemas.microsoft.com/office/word/2012/wordml" xmlns:w16cex="http://schemas.microsoft.com/office/word/2018/wordml/cex" xmlns:w16cid="http://schemas.microsoft.com/office/word/2016/wordml/cid" xmlns:w16="http://schemas.microsoft.com/office/word/2018/wordml" xmlns:w16sdtdh="http://schemas.microsoft.com/office/word/2020/wordml/sdtdatahash" xmlns:w16se="http://schemas.microsoft.com/office/word/2015/wordml/symex" mc:Ignorable="w14 w15 w16se w16cid w16 w16cex w16sdtdh">
+<w:styles xmlns:mc="http://schemas.openxmlformats.org/markup-compatibility/2006" xmlns:r="http://schemas.openxmlformats.org/officeDocument/2006/relationships" xmlns:w="http://schemas.openxmlformats.org/wordprocessingml/2006/main" xmlns:w14="http://schemas.microsoft.com/office/word/2010/wordml" xmlns:w15="http://schemas.microsoft.com/office/word/2012/wordml" xmlns:w16cex="http://schemas.microsoft.com/office/word/2018/wordml/cex" xmlns:w16cid="http://schemas.microsoft.com/office/word/2016/wordml/cid" xmlns:w16="http://schemas.microsoft.com/office/word/2018/wordml" xmlns:w16du="http://schemas.microsoft.com/office/word/2023/wordml/word16du" xmlns:w16sdtdh="http://schemas.microsoft.com/office/word/2020/wordml/sdtdatahash" xmlns:w16sdtfl="http://schemas.microsoft.com/office/word/2024/wordml/sdtformatlock" xmlns:w16se="http://schemas.microsoft.com/office/word/2015/wordml/symex" mc:Ignorable="w14 w15 w16se w16cid w16 w16cex w16sdtdh w16sdtfl w16du">
   <w:docDefaults>
     <w:rPrDefault>
       <w:rPr>
@@ -2577,13 +2484,13 @@
       <w:rFonts w:ascii="Times New Roman" w:eastAsia="Times New Roman" w:hAnsi="Times New Roman" w:cs="Times New Roman"/>
     </w:rPr>
   </w:style>
-  <w:style w:type="character" w:default="1" w:styleId="Fuentedeprrafopredeter">
+  <w:style w:type="character" w:default="1" w:styleId="DefaultParagraphFont">
     <w:name w:val="Default Paragraph Font"/>
     <w:uiPriority w:val="1"/>
     <w:semiHidden/>
     <w:unhideWhenUsed/>
   </w:style>
-  <w:style w:type="table" w:default="1" w:styleId="Tablanormal">
+  <w:style w:type="table" w:default="1" w:styleId="TableNormal">
     <w:name w:val="Normal Table"/>
     <w:uiPriority w:val="99"/>
     <w:semiHidden/>
@@ -2598,13 +2505,13 @@
       </w:tblCellMar>
     </w:tblPr>
   </w:style>
-  <w:style w:type="numbering" w:default="1" w:styleId="Sinlista">
+  <w:style w:type="numbering" w:default="1" w:styleId="NoList">
     <w:name w:val="No List"/>
     <w:uiPriority w:val="99"/>
     <w:semiHidden/>
     <w:unhideWhenUsed/>
   </w:style>
-  <w:style w:type="paragraph" w:styleId="Textoindependiente">
+  <w:style w:type="paragraph" w:styleId="BodyText">
     <w:name w:val="Body Text"/>
     <w:basedOn w:val="Normal"/>
     <w:uiPriority w:val="1"/>
@@ -2614,7 +2521,7 @@
       <w:szCs w:val="24"/>
     </w:rPr>
   </w:style>
-  <w:style w:type="paragraph" w:styleId="Ttulo">
+  <w:style w:type="paragraph" w:styleId="Title">
     <w:name w:val="Title"/>
     <w:basedOn w:val="Normal"/>
     <w:uiPriority w:val="10"/>
@@ -2631,7 +2538,7 @@
       <w:szCs w:val="28"/>
     </w:rPr>
   </w:style>
-  <w:style w:type="paragraph" w:styleId="Prrafodelista">
+  <w:style w:type="paragraph" w:styleId="ListParagraph">
     <w:name w:val="List Paragraph"/>
     <w:basedOn w:val="Normal"/>
     <w:uiPriority w:val="1"/>

--- a/templates/Payoff_Letter_Template_2_Lien.docx
+++ b/templates/Payoff_Letter_Template_2_Lien.docx
@@ -63,19 +63,11 @@
         <w:br/>
       </w:r>
       <w:r>
-        <w:t>{{</w:t>
-      </w:r>
-      <w:r>
-        <w:rPr>
-          <w:bCs/>
-          <w:iCs/>
-          <w:sz w:val="24"/>
-          <w:szCs w:val="24"/>
-        </w:rPr>
-        <w:t>ADDRESS</w:t>
-      </w:r>
-      <w:r>
-        <w:t>}}</w:t>
+        <w:t>3225 McLeod Dr Suite 100,</w:t>
+      </w:r>
+      <w:r>
+        <w:br/>
+        <w:t>Las Vegas, NV 89121</w:t>
       </w:r>
     </w:p>
     <w:p>
@@ -142,6 +134,12 @@
         <w:t xml:space="preserve">d </w:t>
       </w:r>
       <w:r>
+        <w:rPr>
+          <w:b/>
+          <w:i/>
+          <w:sz w:val="20"/>
+          <w:szCs w:val="18"/>
+        </w:rPr>
         <w:t>{{</w:t>
       </w:r>
       <w:r>
@@ -163,6 +161,12 @@
         <w:t>ATE</w:t>
       </w:r>
       <w:r>
+        <w:rPr>
+          <w:b/>
+          <w:i/>
+          <w:sz w:val="20"/>
+          <w:szCs w:val="18"/>
+        </w:rPr>
         <w:t>}}</w:t>
       </w:r>
       <w:r>
@@ -193,33 +197,19 @@
         <w:t xml:space="preserve"> </w:t>
       </w:r>
       <w:r>
-        <w:rPr>
-          <w:b/>
-          <w:i/>
-          <w:sz w:val="20"/>
-          <w:szCs w:val="18"/>
-        </w:rPr>
-        <w:t xml:space="preserve">23110 </w:t>
-      </w:r>
-      <w:proofErr w:type="spellStart"/>
-      <w:r>
-        <w:rPr>
-          <w:b/>
-          <w:i/>
-          <w:sz w:val="20"/>
-          <w:szCs w:val="18"/>
-        </w:rPr>
-        <w:t>Pennsgrove</w:t>
-      </w:r>
-      <w:proofErr w:type="spellEnd"/>
-      <w:r>
-        <w:rPr>
-          <w:b/>
-          <w:i/>
-          <w:sz w:val="20"/>
-          <w:szCs w:val="18"/>
-        </w:rPr>
-        <w:t xml:space="preserve"> Rd Spring, TX 77373</w:t>
+        <w:t>{{</w:t>
+      </w:r>
+      <w:r>
+        <w:rPr>
+          <w:bCs/>
+          <w:iCs/>
+          <w:sz w:val="24"/>
+          <w:szCs w:val="24"/>
+        </w:rPr>
+        <w:t>ADDRESS</w:t>
+      </w:r>
+      <w:r>
+        <w:t>}}</w:t>
       </w:r>
     </w:p>
     <w:p>
